--- a/chapters/07/core/AIHE-B04/supp/AIHE-AA/docx/AIHE-AA_worked_example.docx
+++ b/chapters/07/core/AIHE-B04/supp/AIHE-AA/docx/AIHE-AA_worked_example.docx
@@ -5,7 +5,7 @@
     <w:p>
       <w:pPr>
         <w:pStyle w:val="Title"/>
-        <w:jc w:val="center"/>
+        <w:jc w:val="centre"/>
       </w:pPr>
       <w:r>
         <w:rPr>
@@ -27,7 +27,7 @@
     </w:p>
     <w:p>
       <w:pPr>
-        <w:jc w:val="center"/>
+        <w:jc w:val="centre"/>
       </w:pPr>
       <w:r>
         <w:rPr>
@@ -41,7 +41,7 @@
       <w:tblPr>
         <w:tblStyle w:val="TableGrid"/>
         <w:tblW w:type="auto" w:w="0"/>
-        <w:jc w:val="center"/>
+        <w:jc w:val="centre"/>
         <w:tblLook w:firstColumn="1" w:firstRow="1" w:lastColumn="0" w:lastRow="0" w:noHBand="0" w:noVBand="1" w:val="04A0"/>
       </w:tblPr>
       <w:tblGrid>
@@ -110,7 +110,7 @@
               <w:bottom w:w="80" w:type="dxa"/>
               <w:end w:w="80" w:type="dxa"/>
             </w:tcMar>
-            <w:vAlign w:val="center"/>
+            <w:vAlign w:val="centre"/>
           </w:tcPr>
           <w:p>
             <w:pPr>
@@ -184,7 +184,7 @@
               <w:bottom w:w="80" w:type="dxa"/>
               <w:end w:w="80" w:type="dxa"/>
             </w:tcMar>
-            <w:vAlign w:val="center"/>
+            <w:vAlign w:val="centre"/>
           </w:tcPr>
           <w:p>
             <w:pPr>
@@ -252,14 +252,14 @@
     </w:p>
     <w:p>
       <w:r>
-        <w:t>Complete the fields with the multidisciplinary team. Record evidence sources, assumptions, limitations, owners, dates, and decision thresholds. Use synthetic or appropriately governed data only. The worked example is fictional and is provided for teaching.</w:t>
+        <w:t>Complete the fields with the multidisciplinary team. Record evidence sources, assumptions, limitations, owners, dates, and decision thresholds. Use synthetic or appropriately governed data only. The worked example is fictional and is provided as a synthetic demonstration.</w:t>
       </w:r>
     </w:p>
     <w:tbl>
       <w:tblPr>
         <w:tblStyle w:val="TableGrid"/>
         <w:tblW w:type="auto" w:w="0"/>
-        <w:jc w:val="center"/>
+        <w:jc w:val="centre"/>
         <w:tblLook w:firstColumn="1" w:firstRow="1" w:lastColumn="0" w:lastRow="0" w:noHBand="0" w:noVBand="1" w:val="04A0"/>
       </w:tblPr>
       <w:tblGrid>
@@ -275,7 +275,7 @@
         <w:tc>
           <w:tcPr>
             <w:tcW w:type="dxa" w:w="2592"/>
-            <w:vAlign w:val="center"/>
+            <w:vAlign w:val="centre"/>
             <w:tcMar>
               <w:top w:w="80" w:type="dxa"/>
               <w:start w:w="80" w:type="dxa"/>
@@ -296,7 +296,7 @@
         <w:tc>
           <w:tcPr>
             <w:tcW w:type="dxa" w:w="2592"/>
-            <w:vAlign w:val="center"/>
+            <w:vAlign w:val="centre"/>
             <w:tcMar>
               <w:top w:w="80" w:type="dxa"/>
               <w:start w:w="80" w:type="dxa"/>
@@ -317,7 +317,7 @@
         <w:tc>
           <w:tcPr>
             <w:tcW w:type="dxa" w:w="2592"/>
-            <w:vAlign w:val="center"/>
+            <w:vAlign w:val="centre"/>
             <w:tcMar>
               <w:top w:w="80" w:type="dxa"/>
               <w:start w:w="80" w:type="dxa"/>
@@ -338,7 +338,7 @@
         <w:tc>
           <w:tcPr>
             <w:tcW w:type="dxa" w:w="2592"/>
-            <w:vAlign w:val="center"/>
+            <w:vAlign w:val="centre"/>
             <w:tcMar>
               <w:top w:w="80" w:type="dxa"/>
               <w:start w:w="80" w:type="dxa"/>
@@ -361,7 +361,7 @@
         <w:tc>
           <w:tcPr>
             <w:tcW w:type="dxa" w:w="2592"/>
-            <w:vAlign w:val="center"/>
+            <w:vAlign w:val="centre"/>
             <w:tcMar>
               <w:top w:w="80" w:type="dxa"/>
               <w:start w:w="80" w:type="dxa"/>
@@ -378,7 +378,7 @@
         <w:tc>
           <w:tcPr>
             <w:tcW w:type="dxa" w:w="2592"/>
-            <w:vAlign w:val="center"/>
+            <w:vAlign w:val="centre"/>
             <w:tcMar>
               <w:top w:w="80" w:type="dxa"/>
               <w:start w:w="80" w:type="dxa"/>
@@ -395,7 +395,7 @@
         <w:tc>
           <w:tcPr>
             <w:tcW w:type="dxa" w:w="2592"/>
-            <w:vAlign w:val="center"/>
+            <w:vAlign w:val="centre"/>
             <w:tcMar>
               <w:top w:w="80" w:type="dxa"/>
               <w:start w:w="80" w:type="dxa"/>
@@ -412,7 +412,7 @@
         <w:tc>
           <w:tcPr>
             <w:tcW w:type="dxa" w:w="2592"/>
-            <w:vAlign w:val="center"/>
+            <w:vAlign w:val="centre"/>
             <w:tcMar>
               <w:top w:w="80" w:type="dxa"/>
               <w:start w:w="80" w:type="dxa"/>
@@ -431,7 +431,7 @@
         <w:tc>
           <w:tcPr>
             <w:tcW w:type="dxa" w:w="2592"/>
-            <w:vAlign w:val="center"/>
+            <w:vAlign w:val="centre"/>
             <w:tcMar>
               <w:top w:w="80" w:type="dxa"/>
               <w:start w:w="80" w:type="dxa"/>
@@ -448,7 +448,7 @@
         <w:tc>
           <w:tcPr>
             <w:tcW w:type="dxa" w:w="2592"/>
-            <w:vAlign w:val="center"/>
+            <w:vAlign w:val="centre"/>
             <w:tcMar>
               <w:top w:w="80" w:type="dxa"/>
               <w:start w:w="80" w:type="dxa"/>
@@ -465,7 +465,7 @@
         <w:tc>
           <w:tcPr>
             <w:tcW w:type="dxa" w:w="2592"/>
-            <w:vAlign w:val="center"/>
+            <w:vAlign w:val="centre"/>
             <w:tcMar>
               <w:top w:w="80" w:type="dxa"/>
               <w:start w:w="80" w:type="dxa"/>
@@ -482,7 +482,7 @@
         <w:tc>
           <w:tcPr>
             <w:tcW w:type="dxa" w:w="2592"/>
-            <w:vAlign w:val="center"/>
+            <w:vAlign w:val="centre"/>
             <w:tcMar>
               <w:top w:w="80" w:type="dxa"/>
               <w:start w:w="80" w:type="dxa"/>
@@ -501,7 +501,7 @@
         <w:tc>
           <w:tcPr>
             <w:tcW w:type="dxa" w:w="2592"/>
-            <w:vAlign w:val="center"/>
+            <w:vAlign w:val="centre"/>
             <w:tcMar>
               <w:top w:w="80" w:type="dxa"/>
               <w:start w:w="80" w:type="dxa"/>
@@ -518,7 +518,7 @@
         <w:tc>
           <w:tcPr>
             <w:tcW w:type="dxa" w:w="2592"/>
-            <w:vAlign w:val="center"/>
+            <w:vAlign w:val="centre"/>
             <w:tcMar>
               <w:top w:w="80" w:type="dxa"/>
               <w:start w:w="80" w:type="dxa"/>
@@ -535,7 +535,7 @@
         <w:tc>
           <w:tcPr>
             <w:tcW w:type="dxa" w:w="2592"/>
-            <w:vAlign w:val="center"/>
+            <w:vAlign w:val="centre"/>
             <w:tcMar>
               <w:top w:w="80" w:type="dxa"/>
               <w:start w:w="80" w:type="dxa"/>
@@ -552,7 +552,7 @@
         <w:tc>
           <w:tcPr>
             <w:tcW w:type="dxa" w:w="2592"/>
-            <w:vAlign w:val="center"/>
+            <w:vAlign w:val="centre"/>
             <w:tcMar>
               <w:top w:w="80" w:type="dxa"/>
               <w:start w:w="80" w:type="dxa"/>
@@ -571,7 +571,7 @@
         <w:tc>
           <w:tcPr>
             <w:tcW w:type="dxa" w:w="2592"/>
-            <w:vAlign w:val="center"/>
+            <w:vAlign w:val="centre"/>
             <w:tcMar>
               <w:top w:w="80" w:type="dxa"/>
               <w:start w:w="80" w:type="dxa"/>
@@ -588,7 +588,7 @@
         <w:tc>
           <w:tcPr>
             <w:tcW w:type="dxa" w:w="2592"/>
-            <w:vAlign w:val="center"/>
+            <w:vAlign w:val="centre"/>
             <w:tcMar>
               <w:top w:w="80" w:type="dxa"/>
               <w:start w:w="80" w:type="dxa"/>
@@ -605,7 +605,7 @@
         <w:tc>
           <w:tcPr>
             <w:tcW w:type="dxa" w:w="2592"/>
-            <w:vAlign w:val="center"/>
+            <w:vAlign w:val="centre"/>
             <w:tcMar>
               <w:top w:w="80" w:type="dxa"/>
               <w:start w:w="80" w:type="dxa"/>
@@ -622,7 +622,7 @@
         <w:tc>
           <w:tcPr>
             <w:tcW w:type="dxa" w:w="2592"/>
-            <w:vAlign w:val="center"/>
+            <w:vAlign w:val="centre"/>
             <w:tcMar>
               <w:top w:w="80" w:type="dxa"/>
               <w:start w:w="80" w:type="dxa"/>
@@ -641,7 +641,7 @@
         <w:tc>
           <w:tcPr>
             <w:tcW w:type="dxa" w:w="2592"/>
-            <w:vAlign w:val="center"/>
+            <w:vAlign w:val="centre"/>
             <w:tcMar>
               <w:top w:w="80" w:type="dxa"/>
               <w:start w:w="80" w:type="dxa"/>
@@ -658,7 +658,7 @@
         <w:tc>
           <w:tcPr>
             <w:tcW w:type="dxa" w:w="2592"/>
-            <w:vAlign w:val="center"/>
+            <w:vAlign w:val="centre"/>
             <w:tcMar>
               <w:top w:w="80" w:type="dxa"/>
               <w:start w:w="80" w:type="dxa"/>
@@ -675,7 +675,7 @@
         <w:tc>
           <w:tcPr>
             <w:tcW w:type="dxa" w:w="2592"/>
-            <w:vAlign w:val="center"/>
+            <w:vAlign w:val="centre"/>
             <w:tcMar>
               <w:top w:w="80" w:type="dxa"/>
               <w:start w:w="80" w:type="dxa"/>
@@ -692,7 +692,7 @@
         <w:tc>
           <w:tcPr>
             <w:tcW w:type="dxa" w:w="2592"/>
-            <w:vAlign w:val="center"/>
+            <w:vAlign w:val="centre"/>
             <w:tcMar>
               <w:top w:w="80" w:type="dxa"/>
               <w:start w:w="80" w:type="dxa"/>
@@ -711,7 +711,7 @@
         <w:tc>
           <w:tcPr>
             <w:tcW w:type="dxa" w:w="2592"/>
-            <w:vAlign w:val="center"/>
+            <w:vAlign w:val="centre"/>
             <w:tcMar>
               <w:top w:w="80" w:type="dxa"/>
               <w:start w:w="80" w:type="dxa"/>
@@ -728,7 +728,7 @@
         <w:tc>
           <w:tcPr>
             <w:tcW w:type="dxa" w:w="2592"/>
-            <w:vAlign w:val="center"/>
+            <w:vAlign w:val="centre"/>
             <w:tcMar>
               <w:top w:w="80" w:type="dxa"/>
               <w:start w:w="80" w:type="dxa"/>
@@ -745,7 +745,7 @@
         <w:tc>
           <w:tcPr>
             <w:tcW w:type="dxa" w:w="2592"/>
-            <w:vAlign w:val="center"/>
+            <w:vAlign w:val="centre"/>
             <w:tcMar>
               <w:top w:w="80" w:type="dxa"/>
               <w:start w:w="80" w:type="dxa"/>
@@ -762,7 +762,7 @@
         <w:tc>
           <w:tcPr>
             <w:tcW w:type="dxa" w:w="2592"/>
-            <w:vAlign w:val="center"/>
+            <w:vAlign w:val="centre"/>
             <w:tcMar>
               <w:top w:w="80" w:type="dxa"/>
               <w:start w:w="80" w:type="dxa"/>
@@ -781,7 +781,7 @@
         <w:tc>
           <w:tcPr>
             <w:tcW w:type="dxa" w:w="2592"/>
-            <w:vAlign w:val="center"/>
+            <w:vAlign w:val="centre"/>
             <w:tcMar>
               <w:top w:w="80" w:type="dxa"/>
               <w:start w:w="80" w:type="dxa"/>
@@ -798,7 +798,7 @@
         <w:tc>
           <w:tcPr>
             <w:tcW w:type="dxa" w:w="2592"/>
-            <w:vAlign w:val="center"/>
+            <w:vAlign w:val="centre"/>
             <w:tcMar>
               <w:top w:w="80" w:type="dxa"/>
               <w:start w:w="80" w:type="dxa"/>
@@ -815,7 +815,7 @@
         <w:tc>
           <w:tcPr>
             <w:tcW w:type="dxa" w:w="2592"/>
-            <w:vAlign w:val="center"/>
+            <w:vAlign w:val="centre"/>
             <w:tcMar>
               <w:top w:w="80" w:type="dxa"/>
               <w:start w:w="80" w:type="dxa"/>
@@ -832,7 +832,7 @@
         <w:tc>
           <w:tcPr>
             <w:tcW w:type="dxa" w:w="2592"/>
-            <w:vAlign w:val="center"/>
+            <w:vAlign w:val="centre"/>
             <w:tcMar>
               <w:top w:w="80" w:type="dxa"/>
               <w:start w:w="80" w:type="dxa"/>
@@ -851,7 +851,7 @@
         <w:tc>
           <w:tcPr>
             <w:tcW w:type="dxa" w:w="2592"/>
-            <w:vAlign w:val="center"/>
+            <w:vAlign w:val="centre"/>
             <w:tcMar>
               <w:top w:w="80" w:type="dxa"/>
               <w:start w:w="80" w:type="dxa"/>
@@ -868,7 +868,7 @@
         <w:tc>
           <w:tcPr>
             <w:tcW w:type="dxa" w:w="2592"/>
-            <w:vAlign w:val="center"/>
+            <w:vAlign w:val="centre"/>
             <w:tcMar>
               <w:top w:w="80" w:type="dxa"/>
               <w:start w:w="80" w:type="dxa"/>
@@ -885,7 +885,7 @@
         <w:tc>
           <w:tcPr>
             <w:tcW w:type="dxa" w:w="2592"/>
-            <w:vAlign w:val="center"/>
+            <w:vAlign w:val="centre"/>
             <w:tcMar>
               <w:top w:w="80" w:type="dxa"/>
               <w:start w:w="80" w:type="dxa"/>
@@ -902,7 +902,7 @@
         <w:tc>
           <w:tcPr>
             <w:tcW w:type="dxa" w:w="2592"/>
-            <w:vAlign w:val="center"/>
+            <w:vAlign w:val="centre"/>
             <w:tcMar>
               <w:top w:w="80" w:type="dxa"/>
               <w:start w:w="80" w:type="dxa"/>
@@ -921,7 +921,7 @@
         <w:tc>
           <w:tcPr>
             <w:tcW w:type="dxa" w:w="2592"/>
-            <w:vAlign w:val="center"/>
+            <w:vAlign w:val="centre"/>
             <w:tcMar>
               <w:top w:w="80" w:type="dxa"/>
               <w:start w:w="80" w:type="dxa"/>
@@ -938,7 +938,7 @@
         <w:tc>
           <w:tcPr>
             <w:tcW w:type="dxa" w:w="2592"/>
-            <w:vAlign w:val="center"/>
+            <w:vAlign w:val="centre"/>
             <w:tcMar>
               <w:top w:w="80" w:type="dxa"/>
               <w:start w:w="80" w:type="dxa"/>
@@ -955,7 +955,7 @@
         <w:tc>
           <w:tcPr>
             <w:tcW w:type="dxa" w:w="2592"/>
-            <w:vAlign w:val="center"/>
+            <w:vAlign w:val="centre"/>
             <w:tcMar>
               <w:top w:w="80" w:type="dxa"/>
               <w:start w:w="80" w:type="dxa"/>
@@ -972,7 +972,7 @@
         <w:tc>
           <w:tcPr>
             <w:tcW w:type="dxa" w:w="2592"/>
-            <w:vAlign w:val="center"/>
+            <w:vAlign w:val="centre"/>
             <w:tcMar>
               <w:top w:w="80" w:type="dxa"/>
               <w:start w:w="80" w:type="dxa"/>
@@ -991,7 +991,7 @@
         <w:tc>
           <w:tcPr>
             <w:tcW w:type="dxa" w:w="2592"/>
-            <w:vAlign w:val="center"/>
+            <w:vAlign w:val="centre"/>
             <w:tcMar>
               <w:top w:w="80" w:type="dxa"/>
               <w:start w:w="80" w:type="dxa"/>
@@ -1008,7 +1008,7 @@
         <w:tc>
           <w:tcPr>
             <w:tcW w:type="dxa" w:w="2592"/>
-            <w:vAlign w:val="center"/>
+            <w:vAlign w:val="centre"/>
             <w:tcMar>
               <w:top w:w="80" w:type="dxa"/>
               <w:start w:w="80" w:type="dxa"/>
@@ -1025,7 +1025,7 @@
         <w:tc>
           <w:tcPr>
             <w:tcW w:type="dxa" w:w="2592"/>
-            <w:vAlign w:val="center"/>
+            <w:vAlign w:val="centre"/>
             <w:tcMar>
               <w:top w:w="80" w:type="dxa"/>
               <w:start w:w="80" w:type="dxa"/>
@@ -1042,7 +1042,7 @@
         <w:tc>
           <w:tcPr>
             <w:tcW w:type="dxa" w:w="2592"/>
-            <w:vAlign w:val="center"/>
+            <w:vAlign w:val="centre"/>
             <w:tcMar>
               <w:top w:w="80" w:type="dxa"/>
               <w:start w:w="80" w:type="dxa"/>
@@ -1154,14 +1154,14 @@
   <w:p>
     <w:pPr>
       <w:pStyle w:val="Footer"/>
-      <w:jc w:val="center"/>
+      <w:jc w:val="centre"/>
     </w:pPr>
     <w:r>
       <w:rPr>
-        <w:color w:val="646464"/>
-        <w:sz w:val="14"/>
-      </w:rPr>
-      <w:t>Copyright © 2026 Author(s) of Artificial Intelligence and Healthcare Economics | V1.0 | CC BY-NC 4.0 content notice</w:t>
+        <w:color w:val="5F5A5B"/>
+        <w:sz w:val="15"/>
+      </w:rPr>
+      <w:t>Muthana Zouri · Carmen Marinela Cumpăt · Grigore T. Popa University of Medicine and Pharmacy Publishing House · 2026</w:t>
     </w:r>
   </w:p>
 </w:ftr>
@@ -1192,7 +1192,25 @@
   <w:p>
     <w:pPr>
       <w:pStyle w:val="Header"/>
-    </w:pPr>
+      <w:jc w:val="centre"/>
+    </w:pPr>
+    <w:r/>
+    <w:r>
+      <w:rPr>
+        <w:rFonts w:ascii="Georgia" w:hAnsi="Georgia"/>
+        <w:b/>
+        <w:color w:val="7B1734"/>
+        <w:sz w:val="17"/>
+      </w:rPr>
+      <w:t>Artificial Intelligence and Healthcare Economics</w:t>
+    </w:r>
+    <w:r>
+      <w:rPr>
+        <w:color w:val="5F5A5B"/>
+        <w:sz w:val="16"/>
+      </w:rPr>
+      <w:t xml:space="preserve"> · Digital Resource Companion · V1.0</w:t>
+    </w:r>
   </w:p>
 </w:hdr>
 </file>
@@ -1594,7 +1612,7 @@
     <w:rsid w:val="00E618BF"/>
     <w:pPr>
       <w:tabs>
-        <w:tab w:val="center" w:pos="4680"/>
+        <w:tab w:val="centre" w:pos="4680"/>
         <w:tab w:val="right" w:pos="9360"/>
       </w:tabs>
       <w:spacing w:after="0" w:line="240" w:lineRule="auto"/>
@@ -1616,7 +1634,7 @@
     <w:rsid w:val="00E618BF"/>
     <w:pPr>
       <w:tabs>
-        <w:tab w:val="center" w:pos="4680"/>
+        <w:tab w:val="centre" w:pos="4680"/>
         <w:tab w:val="right" w:pos="9360"/>
       </w:tabs>
       <w:spacing w:after="0" w:line="240" w:lineRule="auto"/>
